--- a/capstone/Bio_Shield_Project_Report.docx
+++ b/capstone/Bio_Shield_Project_Report.docx
@@ -137,6 +137,7 @@
       <w:r>
         <w:rPr>
           <w:i/>
+          <w:noProof/>
           <w:sz w:val="20"/>
         </w:rPr>
         <w:drawing>
@@ -236,15 +237,20 @@
       </w:r>
     </w:p>
     <w:p>
+      <w:r>
+        <w:br w:type="page"/>
+      </w:r>
+      <w:r>
+        <w:t>https://kissan-bio-shield.streamlit.app/</w:t>
+      </w:r>
+    </w:p>
+    <w:p>
       <w:pPr>
         <w:rPr>
           <w:sz w:val="56"/>
           <w:szCs w:val="56"/>
         </w:rPr>
       </w:pPr>
-      <w:r>
-        <w:br w:type="page"/>
-      </w:r>
       <w:r>
         <w:rPr>
           <w:sz w:val="56"/>
@@ -399,6 +405,7 @@
       </w:pPr>
       <w:r>
         <w:rPr>
+          <w:noProof/>
           <w:lang w:val="en"/>
         </w:rPr>
         <w:drawing>
@@ -490,6 +497,7 @@
       </w:pPr>
       <w:r>
         <w:rPr>
+          <w:noProof/>
           <w:lang w:val="en"/>
         </w:rPr>
         <w:drawing>
@@ -1621,10 +1629,7 @@
         <w:t xml:space="preserve">. </w:t>
       </w:r>
       <w:r>
-        <w:t>σ</w:t>
-      </w:r>
-      <w:r>
-        <w:t xml:space="preserve"> </w:t>
+        <w:t xml:space="preserve">σ </w:t>
       </w:r>
       <w:r>
         <w:t>(x)</w:t>
@@ -1636,10 +1641,7 @@
         <w:t xml:space="preserve">σ </w:t>
       </w:r>
       <w:r>
-        <w:t>(x)</w:t>
-      </w:r>
-      <w:r>
-        <w:t>=1/1+</w:t>
+        <w:t>(x)=1/1+</w:t>
       </w:r>
       <w:r>
         <w:rPr>
@@ -1706,63 +1708,7 @@
           <w:sz w:val="32"/>
           <w:szCs w:val="32"/>
         </w:rPr>
-        <w:t>Attention (</w:t>
-      </w:r>
-      <w:r>
-        <w:rPr>
-          <w:i/>
-          <w:sz w:val="32"/>
-          <w:szCs w:val="32"/>
-        </w:rPr>
-        <w:t>Q, K, V) =</w:t>
-      </w:r>
-      <w:r>
-        <w:rPr>
-          <w:i/>
-          <w:sz w:val="32"/>
-          <w:szCs w:val="32"/>
-        </w:rPr>
-        <w:t>[</w:t>
-      </w:r>
-      <w:r>
-        <w:rPr>
-          <w:i/>
-          <w:sz w:val="32"/>
-          <w:szCs w:val="32"/>
-        </w:rPr>
-        <w:t xml:space="preserve"> </w:t>
-      </w:r>
-      <w:r>
-        <w:rPr>
-          <w:i/>
-          <w:sz w:val="32"/>
-          <w:szCs w:val="32"/>
-        </w:rPr>
-        <w:t>SoftMax ((</w:t>
-      </w:r>
-      <w:r>
-        <w:rPr>
-          <w:i/>
-          <w:sz w:val="32"/>
-          <w:szCs w:val="32"/>
-        </w:rPr>
-        <w:t xml:space="preserve">Q </w:t>
-      </w:r>
-      <w:r>
-        <w:rPr>
-          <w:i/>
-          <w:sz w:val="32"/>
-          <w:szCs w:val="32"/>
-        </w:rPr>
-        <w:t xml:space="preserve">. </w:t>
-      </w:r>
-      <w:r>
-        <w:rPr>
-          <w:i/>
-          <w:sz w:val="32"/>
-          <w:szCs w:val="32"/>
-        </w:rPr>
-        <w:t>K</w:t>
+        <w:t>Attention (Q, K, V) =[ SoftMax ((Q . K</w:t>
       </w:r>
       <w:r>
         <w:rPr>
@@ -1779,39 +1725,7 @@
           <w:sz w:val="32"/>
           <w:szCs w:val="32"/>
         </w:rPr>
-        <w:t>) /</w:t>
-      </w:r>
-      <w:r>
-        <w:rPr>
-          <w:i/>
-          <w:sz w:val="32"/>
-          <w:szCs w:val="32"/>
-        </w:rPr>
-        <w:t xml:space="preserve"> </w:t>
-      </w:r>
-      <w:r>
-        <w:rPr>
-          <w:i/>
-          <w:sz w:val="32"/>
-          <w:szCs w:val="32"/>
-        </w:rPr>
-        <w:t>sqrt</w:t>
-      </w:r>
-      <w:r>
-        <w:rPr>
-          <w:i/>
-          <w:sz w:val="32"/>
-          <w:szCs w:val="32"/>
-        </w:rPr>
-        <w:t>(</w:t>
-      </w:r>
-      <w:r>
-        <w:rPr>
-          <w:i/>
-          <w:sz w:val="32"/>
-          <w:szCs w:val="32"/>
-        </w:rPr>
-        <w:t>d</w:t>
+        <w:t>) / sqrt(d</w:t>
       </w:r>
       <w:r>
         <w:rPr>
@@ -1828,23 +1742,7 @@
           <w:sz w:val="32"/>
           <w:szCs w:val="32"/>
         </w:rPr>
-        <w:t xml:space="preserve"> ) </w:t>
-      </w:r>
-      <w:r>
-        <w:rPr>
-          <w:i/>
-          <w:sz w:val="32"/>
-          <w:szCs w:val="32"/>
-        </w:rPr>
-        <w:t>].</w:t>
-      </w:r>
-      <w:r>
-        <w:rPr>
-          <w:i/>
-          <w:sz w:val="32"/>
-          <w:szCs w:val="32"/>
-        </w:rPr>
-        <w:t xml:space="preserve"> V</w:t>
+        <w:t xml:space="preserve"> ) ]. V</w:t>
       </w:r>
     </w:p>
     <w:p>
@@ -1920,42 +1818,7 @@
           <w:szCs w:val="32"/>
         </w:rPr>
         <w:br/>
-      </w:r>
-      <w:proofErr w:type="gramStart"/>
-      <w:r>
-        <w:rPr>
-          <w:i/>
-          <w:sz w:val="32"/>
-          <w:szCs w:val="32"/>
-        </w:rPr>
-        <w:t>PE(</w:t>
-      </w:r>
-      <w:proofErr w:type="gramEnd"/>
-      <w:r>
-        <w:rPr>
-          <w:i/>
-          <w:sz w:val="32"/>
-          <w:szCs w:val="32"/>
-        </w:rPr>
-        <w:t xml:space="preserve">pos, 2i+1) = </w:t>
-      </w:r>
-      <w:proofErr w:type="gramStart"/>
-      <w:r>
-        <w:rPr>
-          <w:i/>
-          <w:sz w:val="32"/>
-          <w:szCs w:val="32"/>
-        </w:rPr>
-        <w:t>cos( pos</w:t>
-      </w:r>
-      <w:proofErr w:type="gramEnd"/>
-      <w:r>
-        <w:rPr>
-          <w:i/>
-          <w:sz w:val="32"/>
-          <w:szCs w:val="32"/>
-        </w:rPr>
-        <w:t xml:space="preserve"> / 10000</w:t>
+        <w:t>PE(pos, 2i+1) = cos( pos / 10000</w:t>
       </w:r>
       <w:r>
         <w:rPr>
@@ -1964,27 +1827,16 @@
           <w:szCs w:val="32"/>
           <w:vertAlign w:val="superscript"/>
         </w:rPr>
-        <w:t>2i / d_</w:t>
-      </w:r>
-      <w:proofErr w:type="gramStart"/>
+        <w:t>2i / d_model</w:t>
+      </w:r>
       <w:r>
         <w:rPr>
           <w:i/>
           <w:sz w:val="32"/>
           <w:szCs w:val="32"/>
-          <w:vertAlign w:val="superscript"/>
-        </w:rPr>
-        <w:t>model</w:t>
-      </w:r>
-      <w:r>
-        <w:rPr>
-          <w:i/>
-          <w:sz w:val="32"/>
-          <w:szCs w:val="32"/>
         </w:rPr>
         <w:t xml:space="preserve"> )</w:t>
       </w:r>
-      <w:proofErr w:type="gramEnd"/>
     </w:p>
     <w:p>
       <w:r>
@@ -3375,15 +3227,7 @@
       </w:r>
       <w:r>
         <w:br/>
-        <w:t xml:space="preserve">4. Transformer Encoder Module: Takes the reshaped, position-embedded sequence X. Calculates queries, keys, and values. Applies </w:t>
-      </w:r>
-      <w:proofErr w:type="gramStart"/>
-      <w:r>
-        <w:t>Multi-Head</w:t>
-      </w:r>
-      <w:proofErr w:type="gramEnd"/>
-      <w:r>
-        <w:t xml:space="preserve"> self-attention, adds a dropout, and adds X (residual addition). Normalizes the output. Passes the normalized features through a Feed-Forward network (Dense-Relu-Dense), applies dropout, adds the input (residual), and normalizes. This yields the final attended sequence.</w:t>
+        <w:t>4. Transformer Encoder Module: Takes the reshaped, position-embedded sequence X. Calculates queries, keys, and values. Applies Multi-Head self-attention, adds a dropout, and adds X (residual addition). Normalizes the output. Passes the normalized features through a Feed-Forward network (Dense-Relu-Dense), applies dropout, adds the input (residual), and normalizes. This yields the final attended sequence.</w:t>
       </w:r>
     </w:p>
     <w:p>
@@ -4869,6 +4713,9 @@
         <w:t xml:space="preserve">                                                                                                                        </w:t>
       </w:r>
       <w:r>
+        <w:rPr>
+          <w:noProof/>
+        </w:rPr>
         <w:drawing>
           <wp:inline distT="0" distB="0" distL="0" distR="0" wp14:anchorId="09A3D7C6" wp14:editId="6F9AD3CF">
             <wp:extent cx="4419600" cy="1487170"/>
@@ -9769,52 +9616,16 @@
           <w:sz w:val="22"/>
         </w:rPr>
         <w:br/>
-        <w:t xml:space="preserve">            with </w:t>
-      </w:r>
-      <w:proofErr w:type="gramStart"/>
-      <w:r>
-        <w:rPr>
-          <w:rFonts w:ascii="Consolas" w:hAnsi="Consolas"/>
-          <w:color w:val="1F2937"/>
-          <w:sz w:val="22"/>
-        </w:rPr>
-        <w:t>open(</w:t>
-      </w:r>
-      <w:proofErr w:type="gramEnd"/>
-      <w:r>
-        <w:rPr>
-          <w:rFonts w:ascii="Consolas" w:hAnsi="Consolas"/>
-          <w:color w:val="1F2937"/>
-          <w:sz w:val="22"/>
-        </w:rPr>
-        <w:t>hps_path, "r") as f:</w:t>
-      </w:r>
-      <w:r>
-        <w:rPr>
-          <w:rFonts w:ascii="Consolas" w:hAnsi="Consolas"/>
-          <w:color w:val="1F2937"/>
-          <w:sz w:val="22"/>
-        </w:rPr>
-        <w:br/>
-        <w:t xml:space="preserve">                hps = </w:t>
-      </w:r>
-      <w:proofErr w:type="gramStart"/>
-      <w:r>
-        <w:rPr>
-          <w:rFonts w:ascii="Consolas" w:hAnsi="Consolas"/>
-          <w:color w:val="1F2937"/>
-          <w:sz w:val="22"/>
-        </w:rPr>
-        <w:t>json.load</w:t>
-      </w:r>
-      <w:proofErr w:type="gramEnd"/>
-      <w:r>
-        <w:rPr>
-          <w:rFonts w:ascii="Consolas" w:hAnsi="Consolas"/>
-          <w:color w:val="1F2937"/>
-          <w:sz w:val="22"/>
-        </w:rPr>
-        <w:t>(f)</w:t>
+        <w:t xml:space="preserve">            with open(hps_path, "r") as f:</w:t>
+      </w:r>
+      <w:r>
+        <w:rPr>
+          <w:rFonts w:ascii="Consolas" w:hAnsi="Consolas"/>
+          <w:color w:val="1F2937"/>
+          <w:sz w:val="22"/>
+        </w:rPr>
+        <w:br/>
+        <w:t xml:space="preserve">                hps = json.load(f)</w:t>
       </w:r>
       <w:r>
         <w:rPr>
@@ -9832,25 +9643,7 @@
           <w:sz w:val="22"/>
         </w:rPr>
         <w:br/>
-        <w:t xml:space="preserve">            model = build_optimal_model(num_classes=</w:t>
-      </w:r>
-      <w:proofErr w:type="gramStart"/>
-      <w:r>
-        <w:rPr>
-          <w:rFonts w:ascii="Consolas" w:hAnsi="Consolas"/>
-          <w:color w:val="1F2937"/>
-          <w:sz w:val="22"/>
-        </w:rPr>
-        <w:t>len(</w:t>
-      </w:r>
-      <w:proofErr w:type="gramEnd"/>
-      <w:r>
-        <w:rPr>
-          <w:rFonts w:ascii="Consolas" w:hAnsi="Consolas"/>
-          <w:color w:val="1F2937"/>
-          <w:sz w:val="22"/>
-        </w:rPr>
-        <w:t>CLASS_NAMES), img_size=224, hps_dict=hps)</w:t>
+        <w:t xml:space="preserve">            model = build_optimal_model(num_classes=len(CLASS_NAMES), img_size=224, hps_dict=hps)</w:t>
       </w:r>
       <w:r>
         <w:rPr>
@@ -11702,25 +11495,34 @@
           <w:sz w:val="22"/>
         </w:rPr>
         <w:br/>
-        <w:t xml:space="preserve">        st.write("1. **CBS </w:t>
-      </w:r>
-      <w:proofErr w:type="gramStart"/>
-      <w:r>
-        <w:rPr>
-          <w:rFonts w:ascii="Consolas" w:hAnsi="Consolas"/>
-          <w:color w:val="1F2937"/>
-          <w:sz w:val="22"/>
-        </w:rPr>
-        <w:t>Blocks:*</w:t>
-      </w:r>
-      <w:proofErr w:type="gramEnd"/>
-      <w:r>
-        <w:rPr>
-          <w:rFonts w:ascii="Consolas" w:hAnsi="Consolas"/>
-          <w:color w:val="1F2937"/>
-          <w:sz w:val="22"/>
-        </w:rPr>
-        <w:t>* Convolutions + Batch Normalization + SiLU activations capture textures.")</w:t>
+        <w:t xml:space="preserve">        st.write("1. **CBS Blocks:** Convolutions + Batch Normalization + SiLU activations capture textures.")</w:t>
+      </w:r>
+      <w:r>
+        <w:rPr>
+          <w:rFonts w:ascii="Consolas" w:hAnsi="Consolas"/>
+          <w:color w:val="1F2937"/>
+          <w:sz w:val="22"/>
+        </w:rPr>
+        <w:br/>
+        <w:t xml:space="preserve">        st.write("2. **C2f Blocks:** Split-and-concatenate connections capture fine-grained spot edges and boundary detail.")</w:t>
+      </w:r>
+      <w:r>
+        <w:rPr>
+          <w:rFonts w:ascii="Consolas" w:hAnsi="Consolas"/>
+          <w:color w:val="1F2937"/>
+          <w:sz w:val="22"/>
+        </w:rPr>
+        <w:br/>
+        <w:t xml:space="preserve">        st.write("3. **PANet Neck:** Blends multi-scale semantic features ($P_3, P_4, P_5$) for scale-invariant diagnostics.")</w:t>
+      </w:r>
+      <w:r>
+        <w:rPr>
+          <w:rFonts w:ascii="Consolas" w:hAnsi="Consolas"/>
+          <w:color w:val="1F2937"/>
+          <w:sz w:val="22"/>
+        </w:rPr>
+        <w:br/>
+        <w:t xml:space="preserve">        st.markdown("&lt;/div&gt;", unsafe_allow_html=True)</w:t>
       </w:r>
       <w:r>
         <w:rPr>
@@ -11731,87 +11533,6 @@
         <w:br/>
         <w:t xml:space="preserve">        </w:t>
       </w:r>
-      <w:proofErr w:type="gramStart"/>
-      <w:r>
-        <w:rPr>
-          <w:rFonts w:ascii="Consolas" w:hAnsi="Consolas"/>
-          <w:color w:val="1F2937"/>
-          <w:sz w:val="22"/>
-        </w:rPr>
-        <w:t>st.write</w:t>
-      </w:r>
-      <w:proofErr w:type="gramEnd"/>
-      <w:r>
-        <w:rPr>
-          <w:rFonts w:ascii="Consolas" w:hAnsi="Consolas"/>
-          <w:color w:val="1F2937"/>
-          <w:sz w:val="22"/>
-        </w:rPr>
-        <w:t xml:space="preserve">("2. **C2f </w:t>
-      </w:r>
-      <w:proofErr w:type="gramStart"/>
-      <w:r>
-        <w:rPr>
-          <w:rFonts w:ascii="Consolas" w:hAnsi="Consolas"/>
-          <w:color w:val="1F2937"/>
-          <w:sz w:val="22"/>
-        </w:rPr>
-        <w:t>Blocks:*</w:t>
-      </w:r>
-      <w:proofErr w:type="gramEnd"/>
-      <w:r>
-        <w:rPr>
-          <w:rFonts w:ascii="Consolas" w:hAnsi="Consolas"/>
-          <w:color w:val="1F2937"/>
-          <w:sz w:val="22"/>
-        </w:rPr>
-        <w:t>* Split-and-concatenate connections capture fine-grained spot edges and boundary detail.")</w:t>
-      </w:r>
-      <w:r>
-        <w:rPr>
-          <w:rFonts w:ascii="Consolas" w:hAnsi="Consolas"/>
-          <w:color w:val="1F2937"/>
-          <w:sz w:val="22"/>
-        </w:rPr>
-        <w:br/>
-        <w:t xml:space="preserve">        </w:t>
-      </w:r>
-      <w:proofErr w:type="gramStart"/>
-      <w:r>
-        <w:rPr>
-          <w:rFonts w:ascii="Consolas" w:hAnsi="Consolas"/>
-          <w:color w:val="1F2937"/>
-          <w:sz w:val="22"/>
-        </w:rPr>
-        <w:t>st.write</w:t>
-      </w:r>
-      <w:proofErr w:type="gramEnd"/>
-      <w:r>
-        <w:rPr>
-          <w:rFonts w:ascii="Consolas" w:hAnsi="Consolas"/>
-          <w:color w:val="1F2937"/>
-          <w:sz w:val="22"/>
-        </w:rPr>
-        <w:t>("3. **PANet Neck:** Blends multi-scale semantic features ($P_3, P_4, P_5$) for scale-invariant diagnostics.")</w:t>
-      </w:r>
-      <w:r>
-        <w:rPr>
-          <w:rFonts w:ascii="Consolas" w:hAnsi="Consolas"/>
-          <w:color w:val="1F2937"/>
-          <w:sz w:val="22"/>
-        </w:rPr>
-        <w:br/>
-        <w:t xml:space="preserve">        st.markdown("&lt;/div&gt;", unsafe_allow_html=True)</w:t>
-      </w:r>
-      <w:r>
-        <w:rPr>
-          <w:rFonts w:ascii="Consolas" w:hAnsi="Consolas"/>
-          <w:color w:val="1F2937"/>
-          <w:sz w:val="22"/>
-        </w:rPr>
-        <w:br/>
-        <w:t xml:space="preserve">        </w:t>
-      </w:r>
       <w:r>
         <w:rPr>
           <w:rFonts w:ascii="Consolas" w:hAnsi="Consolas"/>
@@ -11846,97 +11567,25 @@
           <w:sz w:val="22"/>
         </w:rPr>
         <w:br/>
-        <w:t xml:space="preserve">        st.write("1. **Sequence </w:t>
-      </w:r>
-      <w:proofErr w:type="gramStart"/>
-      <w:r>
-        <w:rPr>
-          <w:rFonts w:ascii="Consolas" w:hAnsi="Consolas"/>
-          <w:color w:val="1F2937"/>
-          <w:sz w:val="22"/>
-        </w:rPr>
-        <w:t>Reshape:*</w:t>
-      </w:r>
-      <w:proofErr w:type="gramEnd"/>
-      <w:r>
-        <w:rPr>
-          <w:rFonts w:ascii="Consolas" w:hAnsi="Consolas"/>
-          <w:color w:val="1F2937"/>
-          <w:sz w:val="22"/>
-        </w:rPr>
-        <w:t>* The deep $P_5$ output ($7 \times 7 \times 128$) is flattened into a 1D sequence of length 49.")</w:t>
-      </w:r>
-      <w:r>
-        <w:rPr>
-          <w:rFonts w:ascii="Consolas" w:hAnsi="Consolas"/>
-          <w:color w:val="1F2937"/>
-          <w:sz w:val="22"/>
-        </w:rPr>
-        <w:br/>
-        <w:t xml:space="preserve">        </w:t>
-      </w:r>
-      <w:proofErr w:type="gramStart"/>
-      <w:r>
-        <w:rPr>
-          <w:rFonts w:ascii="Consolas" w:hAnsi="Consolas"/>
-          <w:color w:val="1F2937"/>
-          <w:sz w:val="22"/>
-        </w:rPr>
-        <w:t>st.write</w:t>
-      </w:r>
-      <w:proofErr w:type="gramEnd"/>
-      <w:r>
-        <w:rPr>
-          <w:rFonts w:ascii="Consolas" w:hAnsi="Consolas"/>
-          <w:color w:val="1F2937"/>
-          <w:sz w:val="22"/>
-        </w:rPr>
-        <w:t xml:space="preserve">("2. **Positional </w:t>
-      </w:r>
-      <w:proofErr w:type="gramStart"/>
-      <w:r>
-        <w:rPr>
-          <w:rFonts w:ascii="Consolas" w:hAnsi="Consolas"/>
-          <w:color w:val="1F2937"/>
-          <w:sz w:val="22"/>
-        </w:rPr>
-        <w:t>Encoding:*</w:t>
-      </w:r>
-      <w:proofErr w:type="gramEnd"/>
-      <w:r>
-        <w:rPr>
-          <w:rFonts w:ascii="Consolas" w:hAnsi="Consolas"/>
-          <w:color w:val="1F2937"/>
-          <w:sz w:val="22"/>
-        </w:rPr>
-        <w:t>* Coordinates are embedded using a static sine/cosine mapping to preserve leaf geometry.")</w:t>
-      </w:r>
-      <w:r>
-        <w:rPr>
-          <w:rFonts w:ascii="Consolas" w:hAnsi="Consolas"/>
-          <w:color w:val="1F2937"/>
-          <w:sz w:val="22"/>
-        </w:rPr>
-        <w:br/>
-        <w:t xml:space="preserve">        </w:t>
-      </w:r>
-      <w:proofErr w:type="gramStart"/>
-      <w:r>
-        <w:rPr>
-          <w:rFonts w:ascii="Consolas" w:hAnsi="Consolas"/>
-          <w:color w:val="1F2937"/>
-          <w:sz w:val="22"/>
-        </w:rPr>
-        <w:t>st.write</w:t>
-      </w:r>
-      <w:proofErr w:type="gramEnd"/>
-      <w:r>
-        <w:rPr>
-          <w:rFonts w:ascii="Consolas" w:hAnsi="Consolas"/>
-          <w:color w:val="1F2937"/>
-          <w:sz w:val="22"/>
-        </w:rPr>
-        <w:t>("3. **Self-Attention:** Multi-Head Attention models the long-range relationships between leaf patches, identifying disease spreads across the entire surface.")</w:t>
+        <w:t xml:space="preserve">        st.write("1. **Sequence Reshape:** The deep $P_5$ output ($7 \times 7 \times 128$) is flattened into a 1D sequence of length 49.")</w:t>
+      </w:r>
+      <w:r>
+        <w:rPr>
+          <w:rFonts w:ascii="Consolas" w:hAnsi="Consolas"/>
+          <w:color w:val="1F2937"/>
+          <w:sz w:val="22"/>
+        </w:rPr>
+        <w:br/>
+        <w:t xml:space="preserve">        st.write("2. **Positional Encoding:** Coordinates are embedded using a static sine/cosine mapping to preserve leaf geometry.")</w:t>
+      </w:r>
+      <w:r>
+        <w:rPr>
+          <w:rFonts w:ascii="Consolas" w:hAnsi="Consolas"/>
+          <w:color w:val="1F2937"/>
+          <w:sz w:val="22"/>
+        </w:rPr>
+        <w:br/>
+        <w:t xml:space="preserve">        st.write("3. **Self-Attention:** Multi-Head Attention models the long-range relationships between leaf patches, identifying disease spreads across the entire surface.")</w:t>
       </w:r>
       <w:r>
         <w:rPr>
@@ -16036,6 +15685,7 @@
   <w:style w:type="character" w:default="1" w:styleId="DefaultParagraphFont">
     <w:name w:val="Default Paragraph Font"/>
     <w:uiPriority w:val="1"/>
+    <w:semiHidden/>
     <w:unhideWhenUsed/>
   </w:style>
   <w:style w:type="table" w:default="1" w:styleId="TableNormal">
